--- a/Projet UML Oubelhaj-Rijia.docx
+++ b/Projet UML Oubelhaj-Rijia.docx
@@ -9730,6 +9730,8 @@
           <w:rFonts w:asciiTheme="minorHAnsi" w:hAnsiTheme="minorHAnsi" w:cstheme="minorHAnsi"/>
           <w:b/>
           <w:bCs/>
+          <w:sz w:val="22"/>
+          <w:szCs w:val="22"/>
           <w:u w:val="single"/>
         </w:rPr>
       </w:pPr>
@@ -9738,19 +9740,12 @@
           <w:rFonts w:asciiTheme="minorHAnsi" w:hAnsiTheme="minorHAnsi" w:cstheme="minorHAnsi"/>
           <w:b/>
           <w:bCs/>
+          <w:sz w:val="22"/>
+          <w:szCs w:val="22"/>
           <w:u w:val="single"/>
         </w:rPr>
         <w:lastRenderedPageBreak/>
-        <w:t>ANNEXES</w:t>
-      </w:r>
-      <w:r>
-        <w:rPr>
-          <w:rFonts w:asciiTheme="minorHAnsi" w:hAnsiTheme="minorHAnsi" w:cstheme="minorHAnsi"/>
-          <w:b/>
-          <w:bCs/>
-          <w:u w:val="single"/>
-        </w:rPr>
-        <w:t xml:space="preserve"> : </w:t>
+        <w:t xml:space="preserve">ANNEXES : </w:t>
       </w:r>
     </w:p>
     <w:p>
@@ -10401,7 +10396,6 @@
         <w:rPr>
           <w:rFonts w:asciiTheme="minorHAnsi" w:hAnsiTheme="minorHAnsi" w:cstheme="minorHAnsi"/>
         </w:rPr>
-        <w:lastRenderedPageBreak/>
         <w:t>cfc-project</w:t>
       </w:r>
       <w:proofErr w:type="spellEnd"/>
@@ -10422,6 +10416,7 @@
         <w:rPr>
           <w:rFonts w:ascii="Arial" w:hAnsi="Arial" w:cs="Arial"/>
         </w:rPr>
+        <w:lastRenderedPageBreak/>
         <w:t>├</w:t>
       </w:r>
       <w:r>
@@ -10924,8 +10919,6 @@
           <w:rFonts w:cstheme="minorHAnsi"/>
         </w:rPr>
       </w:pPr>
-      <w:bookmarkStart w:id="0" w:name="_GoBack"/>
-      <w:bookmarkEnd w:id="0"/>
     </w:p>
     <w:p>
       <w:pPr>
@@ -11017,6 +11010,428 @@
     </w:p>
     <w:p>
       <w:pPr>
+        <w:pStyle w:val="Titre2"/>
+        <w:rPr>
+          <w:rFonts w:asciiTheme="minorHAnsi" w:hAnsiTheme="minorHAnsi" w:cstheme="minorHAnsi"/>
+          <w:b/>
+          <w:bCs/>
+          <w:sz w:val="28"/>
+          <w:szCs w:val="28"/>
+          <w:u w:val="single"/>
+        </w:rPr>
+      </w:pPr>
+      <w:r>
+        <w:rPr>
+          <w:rFonts w:asciiTheme="minorHAnsi" w:hAnsiTheme="minorHAnsi" w:cstheme="minorHAnsi"/>
+          <w:b/>
+          <w:bCs/>
+          <w:sz w:val="28"/>
+          <w:szCs w:val="28"/>
+          <w:u w:val="single"/>
+        </w:rPr>
+        <w:t>7. Prototype de l'application</w:t>
+      </w:r>
+      <w:r>
+        <w:rPr>
+          <w:rFonts w:asciiTheme="minorHAnsi" w:hAnsiTheme="minorHAnsi" w:cstheme="minorHAnsi"/>
+          <w:b/>
+          <w:bCs/>
+          <w:sz w:val="28"/>
+          <w:szCs w:val="28"/>
+          <w:u w:val="single"/>
+        </w:rPr>
+        <w:t> :</w:t>
+      </w:r>
+    </w:p>
+    <w:p>
+      <w:pPr>
+        <w:pStyle w:val="NormalWeb"/>
+        <w:rPr>
+          <w:rFonts w:asciiTheme="minorHAnsi" w:hAnsiTheme="minorHAnsi" w:cstheme="minorHAnsi"/>
+        </w:rPr>
+      </w:pPr>
+      <w:r>
+        <w:rPr>
+          <w:rFonts w:asciiTheme="minorHAnsi" w:hAnsiTheme="minorHAnsi" w:cstheme="minorHAnsi"/>
+        </w:rPr>
+        <w:t xml:space="preserve">Un prototype fonctionnel de l’application </w:t>
+      </w:r>
+      <w:r>
+        <w:rPr>
+          <w:rStyle w:val="lev"/>
+          <w:rFonts w:asciiTheme="minorHAnsi" w:hAnsiTheme="minorHAnsi" w:cstheme="minorHAnsi"/>
+        </w:rPr>
+        <w:t>Centre de Formation Continue (CFC)</w:t>
+      </w:r>
+      <w:r>
+        <w:rPr>
+          <w:rFonts w:asciiTheme="minorHAnsi" w:hAnsiTheme="minorHAnsi" w:cstheme="minorHAnsi"/>
+        </w:rPr>
+        <w:t xml:space="preserve"> a été développé afin d’illustrer la modélisation UML réalisée.</w:t>
+      </w:r>
+    </w:p>
+    <w:p>
+      <w:pPr>
+        <w:pStyle w:val="NormalWeb"/>
+        <w:rPr>
+          <w:rFonts w:asciiTheme="minorHAnsi" w:hAnsiTheme="minorHAnsi" w:cstheme="minorHAnsi"/>
+        </w:rPr>
+      </w:pPr>
+      <w:r>
+        <w:rPr>
+          <w:rFonts w:asciiTheme="minorHAnsi" w:hAnsiTheme="minorHAnsi" w:cstheme="minorHAnsi"/>
+        </w:rPr>
+        <w:t xml:space="preserve">L'application est développée en </w:t>
+      </w:r>
+      <w:r>
+        <w:rPr>
+          <w:rStyle w:val="lev"/>
+          <w:rFonts w:asciiTheme="minorHAnsi" w:hAnsiTheme="minorHAnsi" w:cstheme="minorHAnsi"/>
+        </w:rPr>
+        <w:t>Python</w:t>
+      </w:r>
+      <w:r>
+        <w:rPr>
+          <w:rFonts w:asciiTheme="minorHAnsi" w:hAnsiTheme="minorHAnsi" w:cstheme="minorHAnsi"/>
+        </w:rPr>
+        <w:t xml:space="preserve"> et permet de simuler plusieurs fonctionnalités du système :</w:t>
+      </w:r>
+      <w:bookmarkStart w:id="0" w:name="_GoBack"/>
+      <w:bookmarkEnd w:id="0"/>
+    </w:p>
+    <w:p>
+      <w:pPr>
+        <w:pStyle w:val="NormalWeb"/>
+        <w:numPr>
+          <w:ilvl w:val="0"/>
+          <w:numId w:val="49"/>
+        </w:numPr>
+        <w:rPr>
+          <w:rFonts w:asciiTheme="minorHAnsi" w:hAnsiTheme="minorHAnsi" w:cstheme="minorHAnsi"/>
+        </w:rPr>
+      </w:pPr>
+      <w:proofErr w:type="gramStart"/>
+      <w:r>
+        <w:rPr>
+          <w:rFonts w:asciiTheme="minorHAnsi" w:hAnsiTheme="minorHAnsi" w:cstheme="minorHAnsi"/>
+        </w:rPr>
+        <w:lastRenderedPageBreak/>
+        <w:t>consultation</w:t>
+      </w:r>
+      <w:proofErr w:type="gramEnd"/>
+      <w:r>
+        <w:rPr>
+          <w:rFonts w:asciiTheme="minorHAnsi" w:hAnsiTheme="minorHAnsi" w:cstheme="minorHAnsi"/>
+        </w:rPr>
+        <w:t xml:space="preserve"> du catalogue des formations</w:t>
+      </w:r>
+    </w:p>
+    <w:p>
+      <w:pPr>
+        <w:pStyle w:val="NormalWeb"/>
+        <w:numPr>
+          <w:ilvl w:val="0"/>
+          <w:numId w:val="49"/>
+        </w:numPr>
+        <w:rPr>
+          <w:rFonts w:asciiTheme="minorHAnsi" w:hAnsiTheme="minorHAnsi" w:cstheme="minorHAnsi"/>
+        </w:rPr>
+      </w:pPr>
+      <w:proofErr w:type="gramStart"/>
+      <w:r>
+        <w:rPr>
+          <w:rFonts w:asciiTheme="minorHAnsi" w:hAnsiTheme="minorHAnsi" w:cstheme="minorHAnsi"/>
+        </w:rPr>
+        <w:t>préinscription</w:t>
+      </w:r>
+      <w:proofErr w:type="gramEnd"/>
+      <w:r>
+        <w:rPr>
+          <w:rFonts w:asciiTheme="minorHAnsi" w:hAnsiTheme="minorHAnsi" w:cstheme="minorHAnsi"/>
+        </w:rPr>
+        <w:t xml:space="preserve"> des candidats</w:t>
+      </w:r>
+    </w:p>
+    <w:p>
+      <w:pPr>
+        <w:pStyle w:val="NormalWeb"/>
+        <w:numPr>
+          <w:ilvl w:val="0"/>
+          <w:numId w:val="49"/>
+        </w:numPr>
+        <w:rPr>
+          <w:rFonts w:asciiTheme="minorHAnsi" w:hAnsiTheme="minorHAnsi" w:cstheme="minorHAnsi"/>
+        </w:rPr>
+      </w:pPr>
+      <w:proofErr w:type="gramStart"/>
+      <w:r>
+        <w:rPr>
+          <w:rFonts w:asciiTheme="minorHAnsi" w:hAnsiTheme="minorHAnsi" w:cstheme="minorHAnsi"/>
+        </w:rPr>
+        <w:t>dépôt</w:t>
+      </w:r>
+      <w:proofErr w:type="gramEnd"/>
+      <w:r>
+        <w:rPr>
+          <w:rFonts w:asciiTheme="minorHAnsi" w:hAnsiTheme="minorHAnsi" w:cstheme="minorHAnsi"/>
+        </w:rPr>
+        <w:t xml:space="preserve"> de dossier</w:t>
+      </w:r>
+    </w:p>
+    <w:p>
+      <w:pPr>
+        <w:pStyle w:val="NormalWeb"/>
+        <w:numPr>
+          <w:ilvl w:val="0"/>
+          <w:numId w:val="49"/>
+        </w:numPr>
+        <w:rPr>
+          <w:rFonts w:asciiTheme="minorHAnsi" w:hAnsiTheme="minorHAnsi" w:cstheme="minorHAnsi"/>
+        </w:rPr>
+      </w:pPr>
+      <w:proofErr w:type="gramStart"/>
+      <w:r>
+        <w:rPr>
+          <w:rFonts w:asciiTheme="minorHAnsi" w:hAnsiTheme="minorHAnsi" w:cstheme="minorHAnsi"/>
+        </w:rPr>
+        <w:t>validation</w:t>
+      </w:r>
+      <w:proofErr w:type="gramEnd"/>
+      <w:r>
+        <w:rPr>
+          <w:rFonts w:asciiTheme="minorHAnsi" w:hAnsiTheme="minorHAnsi" w:cstheme="minorHAnsi"/>
+        </w:rPr>
+        <w:t xml:space="preserve"> ou refus des candidatures</w:t>
+      </w:r>
+    </w:p>
+    <w:p>
+      <w:pPr>
+        <w:pStyle w:val="NormalWeb"/>
+        <w:numPr>
+          <w:ilvl w:val="0"/>
+          <w:numId w:val="49"/>
+        </w:numPr>
+        <w:rPr>
+          <w:rFonts w:asciiTheme="minorHAnsi" w:hAnsiTheme="minorHAnsi" w:cstheme="minorHAnsi"/>
+        </w:rPr>
+      </w:pPr>
+      <w:proofErr w:type="gramStart"/>
+      <w:r>
+        <w:rPr>
+          <w:rFonts w:asciiTheme="minorHAnsi" w:hAnsiTheme="minorHAnsi" w:cstheme="minorHAnsi"/>
+        </w:rPr>
+        <w:t>fermeture</w:t>
+      </w:r>
+      <w:proofErr w:type="gramEnd"/>
+      <w:r>
+        <w:rPr>
+          <w:rFonts w:asciiTheme="minorHAnsi" w:hAnsiTheme="minorHAnsi" w:cstheme="minorHAnsi"/>
+        </w:rPr>
+        <w:t xml:space="preserve"> automatique des inscriptions via un job planifié</w:t>
+      </w:r>
+    </w:p>
+    <w:p>
+      <w:pPr>
+        <w:pStyle w:val="NormalWeb"/>
+        <w:rPr>
+          <w:rFonts w:asciiTheme="minorHAnsi" w:hAnsiTheme="minorHAnsi" w:cstheme="minorHAnsi"/>
+        </w:rPr>
+      </w:pPr>
+      <w:r>
+        <w:rPr>
+          <w:rFonts w:asciiTheme="minorHAnsi" w:hAnsiTheme="minorHAnsi" w:cstheme="minorHAnsi"/>
+        </w:rPr>
+        <w:t>La structure du projet comprend notamment :</w:t>
+      </w:r>
+    </w:p>
+    <w:p>
+      <w:pPr>
+        <w:pStyle w:val="NormalWeb"/>
+        <w:numPr>
+          <w:ilvl w:val="0"/>
+          <w:numId w:val="50"/>
+        </w:numPr>
+        <w:rPr>
+          <w:rFonts w:asciiTheme="minorHAnsi" w:hAnsiTheme="minorHAnsi" w:cstheme="minorHAnsi"/>
+        </w:rPr>
+      </w:pPr>
+      <w:proofErr w:type="spellStart"/>
+      <w:proofErr w:type="gramStart"/>
+      <w:r>
+        <w:rPr>
+          <w:rStyle w:val="CodeHTML"/>
+          <w:rFonts w:asciiTheme="minorHAnsi" w:hAnsiTheme="minorHAnsi" w:cstheme="minorHAnsi"/>
+        </w:rPr>
+        <w:t>app</w:t>
+      </w:r>
+      <w:proofErr w:type="spellEnd"/>
+      <w:proofErr w:type="gramEnd"/>
+      <w:r>
+        <w:rPr>
+          <w:rStyle w:val="CodeHTML"/>
+          <w:rFonts w:asciiTheme="minorHAnsi" w:hAnsiTheme="minorHAnsi" w:cstheme="minorHAnsi"/>
+        </w:rPr>
+        <w:t>/</w:t>
+      </w:r>
+      <w:r>
+        <w:rPr>
+          <w:rFonts w:asciiTheme="minorHAnsi" w:hAnsiTheme="minorHAnsi" w:cstheme="minorHAnsi"/>
+        </w:rPr>
+        <w:t xml:space="preserve"> : logique de l'application</w:t>
+      </w:r>
+    </w:p>
+    <w:p>
+      <w:pPr>
+        <w:pStyle w:val="NormalWeb"/>
+        <w:numPr>
+          <w:ilvl w:val="0"/>
+          <w:numId w:val="50"/>
+        </w:numPr>
+        <w:rPr>
+          <w:rFonts w:asciiTheme="minorHAnsi" w:hAnsiTheme="minorHAnsi" w:cstheme="minorHAnsi"/>
+        </w:rPr>
+      </w:pPr>
+      <w:proofErr w:type="spellStart"/>
+      <w:proofErr w:type="gramStart"/>
+      <w:r>
+        <w:rPr>
+          <w:rStyle w:val="CodeHTML"/>
+          <w:rFonts w:asciiTheme="minorHAnsi" w:hAnsiTheme="minorHAnsi" w:cstheme="minorHAnsi"/>
+        </w:rPr>
+        <w:t>modelisation</w:t>
+      </w:r>
+      <w:proofErr w:type="spellEnd"/>
+      <w:proofErr w:type="gramEnd"/>
+      <w:r>
+        <w:rPr>
+          <w:rStyle w:val="CodeHTML"/>
+          <w:rFonts w:asciiTheme="minorHAnsi" w:hAnsiTheme="minorHAnsi" w:cstheme="minorHAnsi"/>
+        </w:rPr>
+        <w:t>/</w:t>
+      </w:r>
+      <w:r>
+        <w:rPr>
+          <w:rFonts w:asciiTheme="minorHAnsi" w:hAnsiTheme="minorHAnsi" w:cstheme="minorHAnsi"/>
+        </w:rPr>
+        <w:t xml:space="preserve"> : diagrammes UML du système</w:t>
+      </w:r>
+    </w:p>
+    <w:p>
+      <w:pPr>
+        <w:pStyle w:val="NormalWeb"/>
+        <w:numPr>
+          <w:ilvl w:val="0"/>
+          <w:numId w:val="50"/>
+        </w:numPr>
+        <w:rPr>
+          <w:rFonts w:asciiTheme="minorHAnsi" w:hAnsiTheme="minorHAnsi" w:cstheme="minorHAnsi"/>
+        </w:rPr>
+      </w:pPr>
+      <w:r>
+        <w:rPr>
+          <w:rStyle w:val="CodeHTML"/>
+          <w:rFonts w:asciiTheme="minorHAnsi" w:hAnsiTheme="minorHAnsi" w:cstheme="minorHAnsi"/>
+        </w:rPr>
+        <w:t>run.py</w:t>
+      </w:r>
+      <w:r>
+        <w:rPr>
+          <w:rFonts w:asciiTheme="minorHAnsi" w:hAnsiTheme="minorHAnsi" w:cstheme="minorHAnsi"/>
+        </w:rPr>
+        <w:t xml:space="preserve"> : lancement du serveur web</w:t>
+      </w:r>
+    </w:p>
+    <w:p>
+      <w:pPr>
+        <w:pStyle w:val="NormalWeb"/>
+        <w:numPr>
+          <w:ilvl w:val="0"/>
+          <w:numId w:val="50"/>
+        </w:numPr>
+        <w:rPr>
+          <w:rFonts w:asciiTheme="minorHAnsi" w:hAnsiTheme="minorHAnsi" w:cstheme="minorHAnsi"/>
+        </w:rPr>
+      </w:pPr>
+      <w:r>
+        <w:rPr>
+          <w:rStyle w:val="CodeHTML"/>
+          <w:rFonts w:asciiTheme="minorHAnsi" w:hAnsiTheme="minorHAnsi" w:cstheme="minorHAnsi"/>
+        </w:rPr>
+        <w:t>seed_data.py</w:t>
+      </w:r>
+      <w:r>
+        <w:rPr>
+          <w:rFonts w:asciiTheme="minorHAnsi" w:hAnsiTheme="minorHAnsi" w:cstheme="minorHAnsi"/>
+        </w:rPr>
+        <w:t xml:space="preserve"> : génération de données de test</w:t>
+      </w:r>
+    </w:p>
+    <w:p>
+      <w:pPr>
+        <w:pStyle w:val="NormalWeb"/>
+        <w:rPr>
+          <w:rFonts w:asciiTheme="minorHAnsi" w:hAnsiTheme="minorHAnsi" w:cstheme="minorHAnsi"/>
+        </w:rPr>
+      </w:pPr>
+      <w:r>
+        <w:rPr>
+          <w:rFonts w:asciiTheme="minorHAnsi" w:hAnsiTheme="minorHAnsi" w:cstheme="minorHAnsi"/>
+        </w:rPr>
+        <w:t>L'application peut être exécutée localement avec la commande :</w:t>
+      </w:r>
+    </w:p>
+    <w:p>
+      <w:pPr>
+        <w:pStyle w:val="PrformatHTML"/>
+        <w:rPr>
+          <w:rFonts w:asciiTheme="minorHAnsi" w:hAnsiTheme="minorHAnsi" w:cstheme="minorHAnsi"/>
+        </w:rPr>
+      </w:pPr>
+      <w:proofErr w:type="gramStart"/>
+      <w:r>
+        <w:rPr>
+          <w:rFonts w:asciiTheme="minorHAnsi" w:hAnsiTheme="minorHAnsi" w:cstheme="minorHAnsi"/>
+        </w:rPr>
+        <w:t>python</w:t>
+      </w:r>
+      <w:proofErr w:type="gramEnd"/>
+      <w:r>
+        <w:rPr>
+          <w:rFonts w:asciiTheme="minorHAnsi" w:hAnsiTheme="minorHAnsi" w:cstheme="minorHAnsi"/>
+        </w:rPr>
+        <w:t xml:space="preserve"> run.py</w:t>
+      </w:r>
+    </w:p>
+    <w:p>
+      <w:pPr>
+        <w:pStyle w:val="NormalWeb"/>
+        <w:rPr>
+          <w:rFonts w:asciiTheme="minorHAnsi" w:hAnsiTheme="minorHAnsi" w:cstheme="minorHAnsi"/>
+        </w:rPr>
+      </w:pPr>
+      <w:r>
+        <w:rPr>
+          <w:rFonts w:asciiTheme="minorHAnsi" w:hAnsiTheme="minorHAnsi" w:cstheme="minorHAnsi"/>
+        </w:rPr>
+        <w:t>Le système est alors accessible via :</w:t>
+      </w:r>
+    </w:p>
+    <w:p>
+      <w:pPr>
+        <w:pStyle w:val="PrformatHTML"/>
+        <w:rPr>
+          <w:rFonts w:asciiTheme="minorHAnsi" w:hAnsiTheme="minorHAnsi" w:cstheme="minorHAnsi"/>
+        </w:rPr>
+      </w:pPr>
+      <w:r>
+        <w:rPr>
+          <w:rFonts w:asciiTheme="minorHAnsi" w:hAnsiTheme="minorHAnsi" w:cstheme="minorHAnsi"/>
+        </w:rPr>
+        <w:t>http://127.0.0.1:5000</w:t>
+      </w:r>
+    </w:p>
+    <w:p>
+      <w:pPr>
         <w:rPr>
           <w:rFonts w:cstheme="minorHAnsi"/>
         </w:rPr>
@@ -11050,7 +11465,6 @@
           <w:szCs w:val="40"/>
           <w:u w:val="single"/>
         </w:rPr>
-        <w:lastRenderedPageBreak/>
         <w:t>Conclusion</w:t>
       </w:r>
       <w:r>
@@ -11067,37 +11481,122 @@
     </w:p>
     <w:p>
       <w:pPr>
-        <w:pStyle w:val="NormalWeb"/>
-        <w:rPr>
-          <w:rFonts w:asciiTheme="minorHAnsi" w:hAnsiTheme="minorHAnsi" w:cstheme="minorHAnsi"/>
-        </w:rPr>
-      </w:pPr>
-      <w:r>
-        <w:rPr>
-          <w:rFonts w:asciiTheme="minorHAnsi" w:hAnsiTheme="minorHAnsi" w:cstheme="minorHAnsi"/>
-        </w:rPr>
-        <w:t>Ce projet a permis de concevoir une modélisation UML complète et cohérente d’une application web de Centre de Formation Continue.</w:t>
-      </w:r>
-      <w:r>
-        <w:rPr>
-          <w:rFonts w:asciiTheme="minorHAnsi" w:hAnsiTheme="minorHAnsi" w:cstheme="minorHAnsi"/>
-        </w:rPr>
-        <w:br/>
-        <w:t>Les différents diagrammes offrent une vision claire du fonctionnement du système, de ses règles métier et de ses interactions.</w:t>
-      </w:r>
-    </w:p>
-    <w:p>
-      <w:pPr>
-        <w:pStyle w:val="NormalWeb"/>
-        <w:rPr>
-          <w:rFonts w:asciiTheme="minorHAnsi" w:hAnsiTheme="minorHAnsi" w:cstheme="minorHAnsi"/>
-        </w:rPr>
-      </w:pPr>
-      <w:r>
-        <w:rPr>
-          <w:rFonts w:asciiTheme="minorHAnsi" w:hAnsiTheme="minorHAnsi" w:cstheme="minorHAnsi"/>
-        </w:rPr>
-        <w:t>Cette modélisation constitue une base solide pour une future implémentation de l’application.</w:t>
+        <w:spacing w:before="100" w:beforeAutospacing="1" w:after="100" w:afterAutospacing="1" w:line="240" w:lineRule="auto"/>
+        <w:rPr>
+          <w:rFonts w:eastAsia="Times New Roman" w:cstheme="minorHAnsi"/>
+          <w:kern w:val="0"/>
+          <w:sz w:val="24"/>
+          <w:szCs w:val="24"/>
+          <w:lang w:eastAsia="fr-FR"/>
+          <w14:ligatures w14:val="none"/>
+        </w:rPr>
+      </w:pPr>
+      <w:r>
+        <w:rPr>
+          <w:rFonts w:eastAsia="Times New Roman" w:cstheme="minorHAnsi"/>
+          <w:kern w:val="0"/>
+          <w:sz w:val="24"/>
+          <w:szCs w:val="24"/>
+          <w:lang w:eastAsia="fr-FR"/>
+          <w14:ligatures w14:val="none"/>
+        </w:rPr>
+        <w:t>Ce projet nous a permis d’appliquer les concepts fondamentaux de la modélisation UML dans le contexte d’un système réel de gestion des formations pour un Centre de Formation Continue (CFC).</w:t>
+      </w:r>
+    </w:p>
+    <w:p>
+      <w:pPr>
+        <w:spacing w:before="100" w:beforeAutospacing="1" w:after="100" w:afterAutospacing="1" w:line="240" w:lineRule="auto"/>
+        <w:rPr>
+          <w:rFonts w:eastAsia="Times New Roman" w:cstheme="minorHAnsi"/>
+          <w:kern w:val="0"/>
+          <w:sz w:val="24"/>
+          <w:szCs w:val="24"/>
+          <w:lang w:eastAsia="fr-FR"/>
+          <w14:ligatures w14:val="none"/>
+        </w:rPr>
+      </w:pPr>
+      <w:r>
+        <w:rPr>
+          <w:rFonts w:eastAsia="Times New Roman" w:cstheme="minorHAnsi"/>
+          <w:kern w:val="0"/>
+          <w:sz w:val="24"/>
+          <w:szCs w:val="24"/>
+          <w:lang w:eastAsia="fr-FR"/>
+          <w14:ligatures w14:val="none"/>
+        </w:rPr>
+        <w:t>La modélisation réalisée comprend plusieurs types de diagrammes UML permettant de représenter différents aspects du système : les interactions entre les acteurs, la structure des données, le comportement dynamique ainsi que les processus métier. Ces diagrammes assurent une vision claire et structurée du fonctionnement global de l’application.</w:t>
+      </w:r>
+    </w:p>
+    <w:p>
+      <w:pPr>
+        <w:spacing w:before="100" w:beforeAutospacing="1" w:after="100" w:afterAutospacing="1" w:line="240" w:lineRule="auto"/>
+        <w:rPr>
+          <w:rFonts w:eastAsia="Times New Roman" w:cstheme="minorHAnsi"/>
+          <w:kern w:val="0"/>
+          <w:sz w:val="24"/>
+          <w:szCs w:val="24"/>
+          <w:lang w:eastAsia="fr-FR"/>
+          <w14:ligatures w14:val="none"/>
+        </w:rPr>
+      </w:pPr>
+      <w:r>
+        <w:rPr>
+          <w:rFonts w:eastAsia="Times New Roman" w:cstheme="minorHAnsi"/>
+          <w:kern w:val="0"/>
+          <w:sz w:val="24"/>
+          <w:szCs w:val="24"/>
+          <w:lang w:eastAsia="fr-FR"/>
+          <w14:ligatures w14:val="none"/>
+        </w:rPr>
+        <w:t xml:space="preserve">L'utilisation de </w:t>
+      </w:r>
+      <w:proofErr w:type="spellStart"/>
+      <w:r>
+        <w:rPr>
+          <w:rFonts w:eastAsia="Times New Roman" w:cstheme="minorHAnsi"/>
+          <w:kern w:val="0"/>
+          <w:sz w:val="24"/>
+          <w:szCs w:val="24"/>
+          <w:lang w:eastAsia="fr-FR"/>
+          <w14:ligatures w14:val="none"/>
+        </w:rPr>
+        <w:t>PlantUML</w:t>
+      </w:r>
+      <w:proofErr w:type="spellEnd"/>
+      <w:r>
+        <w:rPr>
+          <w:rFonts w:eastAsia="Times New Roman" w:cstheme="minorHAnsi"/>
+          <w:kern w:val="0"/>
+          <w:sz w:val="24"/>
+          <w:szCs w:val="24"/>
+          <w:lang w:eastAsia="fr-FR"/>
+          <w14:ligatures w14:val="none"/>
+        </w:rPr>
+        <w:t xml:space="preserve"> a facilité la génération des diagrammes et leur intégration dans le rapport. De plus, la mise en place d'une application web prototype a permis d’illustrer concrètement le fonctionnement du système modélisé.</w:t>
+      </w:r>
+    </w:p>
+    <w:p>
+      <w:pPr>
+        <w:spacing w:before="100" w:beforeAutospacing="1" w:after="100" w:afterAutospacing="1" w:line="240" w:lineRule="auto"/>
+        <w:rPr>
+          <w:rFonts w:eastAsia="Times New Roman" w:cstheme="minorHAnsi"/>
+          <w:kern w:val="0"/>
+          <w:sz w:val="24"/>
+          <w:szCs w:val="24"/>
+          <w:lang w:eastAsia="fr-FR"/>
+          <w14:ligatures w14:val="none"/>
+        </w:rPr>
+      </w:pPr>
+      <w:r>
+        <w:rPr>
+          <w:rFonts w:eastAsia="Times New Roman" w:cstheme="minorHAnsi"/>
+          <w:kern w:val="0"/>
+          <w:sz w:val="24"/>
+          <w:szCs w:val="24"/>
+          <w:lang w:eastAsia="fr-FR"/>
+          <w14:ligatures w14:val="none"/>
+        </w:rPr>
+        <w:t>Ce travail nous a permis de mieux comprendre l’importance de la modélisation dans la conception des systèmes d'information et dans l’architecture logicielle. UML constitue en effet un outil essentiel pour structurer les besoins, clarifier les interactions entre les composants et faciliter la communication entre les différents acteurs d’un projet logiciel.</w:t>
       </w:r>
     </w:p>
     <w:p>
@@ -13809,6 +14308,155 @@
     </w:lvl>
   </w:abstractNum>
   <w:abstractNum w:abstractNumId="18" w15:restartNumberingAfterBreak="0">
+    <w:nsid w:val="2A647FB0"/>
+    <w:multiLevelType w:val="multilevel"/>
+    <w:tmpl w:val="C11E2126"/>
+    <w:lvl w:ilvl="0">
+      <w:start w:val="1"/>
+      <w:numFmt w:val="bullet"/>
+      <w:lvlText w:val=""/>
+      <w:lvlJc w:val="left"/>
+      <w:pPr>
+        <w:tabs>
+          <w:tab w:val="num" w:pos="720"/>
+        </w:tabs>
+        <w:ind w:left="720" w:hanging="360"/>
+      </w:pPr>
+      <w:rPr>
+        <w:rFonts w:ascii="Symbol" w:hAnsi="Symbol" w:hint="default"/>
+        <w:sz w:val="20"/>
+      </w:rPr>
+    </w:lvl>
+    <w:lvl w:ilvl="1" w:tentative="1">
+      <w:start w:val="1"/>
+      <w:numFmt w:val="bullet"/>
+      <w:lvlText w:val="o"/>
+      <w:lvlJc w:val="left"/>
+      <w:pPr>
+        <w:tabs>
+          <w:tab w:val="num" w:pos="1440"/>
+        </w:tabs>
+        <w:ind w:left="1440" w:hanging="360"/>
+      </w:pPr>
+      <w:rPr>
+        <w:rFonts w:ascii="Courier New" w:hAnsi="Courier New" w:hint="default"/>
+        <w:sz w:val="20"/>
+      </w:rPr>
+    </w:lvl>
+    <w:lvl w:ilvl="2" w:tentative="1">
+      <w:start w:val="1"/>
+      <w:numFmt w:val="bullet"/>
+      <w:lvlText w:val=""/>
+      <w:lvlJc w:val="left"/>
+      <w:pPr>
+        <w:tabs>
+          <w:tab w:val="num" w:pos="2160"/>
+        </w:tabs>
+        <w:ind w:left="2160" w:hanging="360"/>
+      </w:pPr>
+      <w:rPr>
+        <w:rFonts w:ascii="Wingdings" w:hAnsi="Wingdings" w:hint="default"/>
+        <w:sz w:val="20"/>
+      </w:rPr>
+    </w:lvl>
+    <w:lvl w:ilvl="3" w:tentative="1">
+      <w:start w:val="1"/>
+      <w:numFmt w:val="bullet"/>
+      <w:lvlText w:val=""/>
+      <w:lvlJc w:val="left"/>
+      <w:pPr>
+        <w:tabs>
+          <w:tab w:val="num" w:pos="2880"/>
+        </w:tabs>
+        <w:ind w:left="2880" w:hanging="360"/>
+      </w:pPr>
+      <w:rPr>
+        <w:rFonts w:ascii="Wingdings" w:hAnsi="Wingdings" w:hint="default"/>
+        <w:sz w:val="20"/>
+      </w:rPr>
+    </w:lvl>
+    <w:lvl w:ilvl="4" w:tentative="1">
+      <w:start w:val="1"/>
+      <w:numFmt w:val="bullet"/>
+      <w:lvlText w:val=""/>
+      <w:lvlJc w:val="left"/>
+      <w:pPr>
+        <w:tabs>
+          <w:tab w:val="num" w:pos="3600"/>
+        </w:tabs>
+        <w:ind w:left="3600" w:hanging="360"/>
+      </w:pPr>
+      <w:rPr>
+        <w:rFonts w:ascii="Wingdings" w:hAnsi="Wingdings" w:hint="default"/>
+        <w:sz w:val="20"/>
+      </w:rPr>
+    </w:lvl>
+    <w:lvl w:ilvl="5" w:tentative="1">
+      <w:start w:val="1"/>
+      <w:numFmt w:val="bullet"/>
+      <w:lvlText w:val=""/>
+      <w:lvlJc w:val="left"/>
+      <w:pPr>
+        <w:tabs>
+          <w:tab w:val="num" w:pos="4320"/>
+        </w:tabs>
+        <w:ind w:left="4320" w:hanging="360"/>
+      </w:pPr>
+      <w:rPr>
+        <w:rFonts w:ascii="Wingdings" w:hAnsi="Wingdings" w:hint="default"/>
+        <w:sz w:val="20"/>
+      </w:rPr>
+    </w:lvl>
+    <w:lvl w:ilvl="6" w:tentative="1">
+      <w:start w:val="1"/>
+      <w:numFmt w:val="bullet"/>
+      <w:lvlText w:val=""/>
+      <w:lvlJc w:val="left"/>
+      <w:pPr>
+        <w:tabs>
+          <w:tab w:val="num" w:pos="5040"/>
+        </w:tabs>
+        <w:ind w:left="5040" w:hanging="360"/>
+      </w:pPr>
+      <w:rPr>
+        <w:rFonts w:ascii="Wingdings" w:hAnsi="Wingdings" w:hint="default"/>
+        <w:sz w:val="20"/>
+      </w:rPr>
+    </w:lvl>
+    <w:lvl w:ilvl="7" w:tentative="1">
+      <w:start w:val="1"/>
+      <w:numFmt w:val="bullet"/>
+      <w:lvlText w:val=""/>
+      <w:lvlJc w:val="left"/>
+      <w:pPr>
+        <w:tabs>
+          <w:tab w:val="num" w:pos="5760"/>
+        </w:tabs>
+        <w:ind w:left="5760" w:hanging="360"/>
+      </w:pPr>
+      <w:rPr>
+        <w:rFonts w:ascii="Wingdings" w:hAnsi="Wingdings" w:hint="default"/>
+        <w:sz w:val="20"/>
+      </w:rPr>
+    </w:lvl>
+    <w:lvl w:ilvl="8" w:tentative="1">
+      <w:start w:val="1"/>
+      <w:numFmt w:val="bullet"/>
+      <w:lvlText w:val=""/>
+      <w:lvlJc w:val="left"/>
+      <w:pPr>
+        <w:tabs>
+          <w:tab w:val="num" w:pos="6480"/>
+        </w:tabs>
+        <w:ind w:left="6480" w:hanging="360"/>
+      </w:pPr>
+      <w:rPr>
+        <w:rFonts w:ascii="Wingdings" w:hAnsi="Wingdings" w:hint="default"/>
+        <w:sz w:val="20"/>
+      </w:rPr>
+    </w:lvl>
+  </w:abstractNum>
+  <w:abstractNum w:abstractNumId="19" w15:restartNumberingAfterBreak="0">
     <w:nsid w:val="2DF71F0C"/>
     <w:multiLevelType w:val="multilevel"/>
     <w:tmpl w:val="9D2AFFC4"/>
@@ -13957,7 +14605,7 @@
       </w:rPr>
     </w:lvl>
   </w:abstractNum>
-  <w:abstractNum w:abstractNumId="19" w15:restartNumberingAfterBreak="0">
+  <w:abstractNum w:abstractNumId="20" w15:restartNumberingAfterBreak="0">
     <w:nsid w:val="31D4459D"/>
     <w:multiLevelType w:val="multilevel"/>
     <w:tmpl w:val="B80A09C0"/>
@@ -14106,7 +14754,7 @@
       </w:rPr>
     </w:lvl>
   </w:abstractNum>
-  <w:abstractNum w:abstractNumId="20" w15:restartNumberingAfterBreak="0">
+  <w:abstractNum w:abstractNumId="21" w15:restartNumberingAfterBreak="0">
     <w:nsid w:val="327436DB"/>
     <w:multiLevelType w:val="multilevel"/>
     <w:tmpl w:val="5B041274"/>
@@ -14255,7 +14903,7 @@
       </w:rPr>
     </w:lvl>
   </w:abstractNum>
-  <w:abstractNum w:abstractNumId="21" w15:restartNumberingAfterBreak="0">
+  <w:abstractNum w:abstractNumId="22" w15:restartNumberingAfterBreak="0">
     <w:nsid w:val="334C1BD0"/>
     <w:multiLevelType w:val="multilevel"/>
     <w:tmpl w:val="7ACAF9DE"/>
@@ -14404,7 +15052,7 @@
       </w:rPr>
     </w:lvl>
   </w:abstractNum>
-  <w:abstractNum w:abstractNumId="22" w15:restartNumberingAfterBreak="0">
+  <w:abstractNum w:abstractNumId="23" w15:restartNumberingAfterBreak="0">
     <w:nsid w:val="37087A97"/>
     <w:multiLevelType w:val="multilevel"/>
     <w:tmpl w:val="AF503CF0"/>
@@ -14553,7 +15201,156 @@
       </w:rPr>
     </w:lvl>
   </w:abstractNum>
-  <w:abstractNum w:abstractNumId="23" w15:restartNumberingAfterBreak="0">
+  <w:abstractNum w:abstractNumId="24" w15:restartNumberingAfterBreak="0">
+    <w:nsid w:val="3C2A518A"/>
+    <w:multiLevelType w:val="multilevel"/>
+    <w:tmpl w:val="CD7C8504"/>
+    <w:lvl w:ilvl="0">
+      <w:start w:val="1"/>
+      <w:numFmt w:val="bullet"/>
+      <w:lvlText w:val=""/>
+      <w:lvlJc w:val="left"/>
+      <w:pPr>
+        <w:tabs>
+          <w:tab w:val="num" w:pos="720"/>
+        </w:tabs>
+        <w:ind w:left="720" w:hanging="360"/>
+      </w:pPr>
+      <w:rPr>
+        <w:rFonts w:ascii="Symbol" w:hAnsi="Symbol" w:hint="default"/>
+        <w:sz w:val="20"/>
+      </w:rPr>
+    </w:lvl>
+    <w:lvl w:ilvl="1" w:tentative="1">
+      <w:start w:val="1"/>
+      <w:numFmt w:val="bullet"/>
+      <w:lvlText w:val="o"/>
+      <w:lvlJc w:val="left"/>
+      <w:pPr>
+        <w:tabs>
+          <w:tab w:val="num" w:pos="1440"/>
+        </w:tabs>
+        <w:ind w:left="1440" w:hanging="360"/>
+      </w:pPr>
+      <w:rPr>
+        <w:rFonts w:ascii="Courier New" w:hAnsi="Courier New" w:hint="default"/>
+        <w:sz w:val="20"/>
+      </w:rPr>
+    </w:lvl>
+    <w:lvl w:ilvl="2" w:tentative="1">
+      <w:start w:val="1"/>
+      <w:numFmt w:val="bullet"/>
+      <w:lvlText w:val=""/>
+      <w:lvlJc w:val="left"/>
+      <w:pPr>
+        <w:tabs>
+          <w:tab w:val="num" w:pos="2160"/>
+        </w:tabs>
+        <w:ind w:left="2160" w:hanging="360"/>
+      </w:pPr>
+      <w:rPr>
+        <w:rFonts w:ascii="Wingdings" w:hAnsi="Wingdings" w:hint="default"/>
+        <w:sz w:val="20"/>
+      </w:rPr>
+    </w:lvl>
+    <w:lvl w:ilvl="3" w:tentative="1">
+      <w:start w:val="1"/>
+      <w:numFmt w:val="bullet"/>
+      <w:lvlText w:val=""/>
+      <w:lvlJc w:val="left"/>
+      <w:pPr>
+        <w:tabs>
+          <w:tab w:val="num" w:pos="2880"/>
+        </w:tabs>
+        <w:ind w:left="2880" w:hanging="360"/>
+      </w:pPr>
+      <w:rPr>
+        <w:rFonts w:ascii="Wingdings" w:hAnsi="Wingdings" w:hint="default"/>
+        <w:sz w:val="20"/>
+      </w:rPr>
+    </w:lvl>
+    <w:lvl w:ilvl="4" w:tentative="1">
+      <w:start w:val="1"/>
+      <w:numFmt w:val="bullet"/>
+      <w:lvlText w:val=""/>
+      <w:lvlJc w:val="left"/>
+      <w:pPr>
+        <w:tabs>
+          <w:tab w:val="num" w:pos="3600"/>
+        </w:tabs>
+        <w:ind w:left="3600" w:hanging="360"/>
+      </w:pPr>
+      <w:rPr>
+        <w:rFonts w:ascii="Wingdings" w:hAnsi="Wingdings" w:hint="default"/>
+        <w:sz w:val="20"/>
+      </w:rPr>
+    </w:lvl>
+    <w:lvl w:ilvl="5" w:tentative="1">
+      <w:start w:val="1"/>
+      <w:numFmt w:val="bullet"/>
+      <w:lvlText w:val=""/>
+      <w:lvlJc w:val="left"/>
+      <w:pPr>
+        <w:tabs>
+          <w:tab w:val="num" w:pos="4320"/>
+        </w:tabs>
+        <w:ind w:left="4320" w:hanging="360"/>
+      </w:pPr>
+      <w:rPr>
+        <w:rFonts w:ascii="Wingdings" w:hAnsi="Wingdings" w:hint="default"/>
+        <w:sz w:val="20"/>
+      </w:rPr>
+    </w:lvl>
+    <w:lvl w:ilvl="6" w:tentative="1">
+      <w:start w:val="1"/>
+      <w:numFmt w:val="bullet"/>
+      <w:lvlText w:val=""/>
+      <w:lvlJc w:val="left"/>
+      <w:pPr>
+        <w:tabs>
+          <w:tab w:val="num" w:pos="5040"/>
+        </w:tabs>
+        <w:ind w:left="5040" w:hanging="360"/>
+      </w:pPr>
+      <w:rPr>
+        <w:rFonts w:ascii="Wingdings" w:hAnsi="Wingdings" w:hint="default"/>
+        <w:sz w:val="20"/>
+      </w:rPr>
+    </w:lvl>
+    <w:lvl w:ilvl="7" w:tentative="1">
+      <w:start w:val="1"/>
+      <w:numFmt w:val="bullet"/>
+      <w:lvlText w:val=""/>
+      <w:lvlJc w:val="left"/>
+      <w:pPr>
+        <w:tabs>
+          <w:tab w:val="num" w:pos="5760"/>
+        </w:tabs>
+        <w:ind w:left="5760" w:hanging="360"/>
+      </w:pPr>
+      <w:rPr>
+        <w:rFonts w:ascii="Wingdings" w:hAnsi="Wingdings" w:hint="default"/>
+        <w:sz w:val="20"/>
+      </w:rPr>
+    </w:lvl>
+    <w:lvl w:ilvl="8" w:tentative="1">
+      <w:start w:val="1"/>
+      <w:numFmt w:val="bullet"/>
+      <w:lvlText w:val=""/>
+      <w:lvlJc w:val="left"/>
+      <w:pPr>
+        <w:tabs>
+          <w:tab w:val="num" w:pos="6480"/>
+        </w:tabs>
+        <w:ind w:left="6480" w:hanging="360"/>
+      </w:pPr>
+      <w:rPr>
+        <w:rFonts w:ascii="Wingdings" w:hAnsi="Wingdings" w:hint="default"/>
+        <w:sz w:val="20"/>
+      </w:rPr>
+    </w:lvl>
+  </w:abstractNum>
+  <w:abstractNum w:abstractNumId="25" w15:restartNumberingAfterBreak="0">
     <w:nsid w:val="3CA55062"/>
     <w:multiLevelType w:val="multilevel"/>
     <w:tmpl w:val="006CAA36"/>
@@ -14702,7 +15499,7 @@
       </w:rPr>
     </w:lvl>
   </w:abstractNum>
-  <w:abstractNum w:abstractNumId="24" w15:restartNumberingAfterBreak="0">
+  <w:abstractNum w:abstractNumId="26" w15:restartNumberingAfterBreak="0">
     <w:nsid w:val="3CEE29B4"/>
     <w:multiLevelType w:val="multilevel"/>
     <w:tmpl w:val="578039F0"/>
@@ -14851,7 +15648,7 @@
       </w:rPr>
     </w:lvl>
   </w:abstractNum>
-  <w:abstractNum w:abstractNumId="25" w15:restartNumberingAfterBreak="0">
+  <w:abstractNum w:abstractNumId="27" w15:restartNumberingAfterBreak="0">
     <w:nsid w:val="3EA50738"/>
     <w:multiLevelType w:val="multilevel"/>
     <w:tmpl w:val="206E78F4"/>
@@ -15000,7 +15797,7 @@
       </w:rPr>
     </w:lvl>
   </w:abstractNum>
-  <w:abstractNum w:abstractNumId="26" w15:restartNumberingAfterBreak="0">
+  <w:abstractNum w:abstractNumId="28" w15:restartNumberingAfterBreak="0">
     <w:nsid w:val="42F44474"/>
     <w:multiLevelType w:val="multilevel"/>
     <w:tmpl w:val="D70EE8C4"/>
@@ -15149,7 +15946,7 @@
       </w:rPr>
     </w:lvl>
   </w:abstractNum>
-  <w:abstractNum w:abstractNumId="27" w15:restartNumberingAfterBreak="0">
+  <w:abstractNum w:abstractNumId="29" w15:restartNumberingAfterBreak="0">
     <w:nsid w:val="477F2415"/>
     <w:multiLevelType w:val="multilevel"/>
     <w:tmpl w:val="0316C248"/>
@@ -15298,7 +16095,7 @@
       </w:rPr>
     </w:lvl>
   </w:abstractNum>
-  <w:abstractNum w:abstractNumId="28" w15:restartNumberingAfterBreak="0">
+  <w:abstractNum w:abstractNumId="30" w15:restartNumberingAfterBreak="0">
     <w:nsid w:val="487E3CEC"/>
     <w:multiLevelType w:val="multilevel"/>
     <w:tmpl w:val="AE5A21F8"/>
@@ -15447,7 +16244,7 @@
       </w:rPr>
     </w:lvl>
   </w:abstractNum>
-  <w:abstractNum w:abstractNumId="29" w15:restartNumberingAfterBreak="0">
+  <w:abstractNum w:abstractNumId="31" w15:restartNumberingAfterBreak="0">
     <w:nsid w:val="4E6D6260"/>
     <w:multiLevelType w:val="multilevel"/>
     <w:tmpl w:val="91EC90C4"/>
@@ -15596,7 +16393,7 @@
       </w:rPr>
     </w:lvl>
   </w:abstractNum>
-  <w:abstractNum w:abstractNumId="30" w15:restartNumberingAfterBreak="0">
+  <w:abstractNum w:abstractNumId="32" w15:restartNumberingAfterBreak="0">
     <w:nsid w:val="4EF70F52"/>
     <w:multiLevelType w:val="multilevel"/>
     <w:tmpl w:val="DA069AD8"/>
@@ -15745,7 +16542,7 @@
       </w:rPr>
     </w:lvl>
   </w:abstractNum>
-  <w:abstractNum w:abstractNumId="31" w15:restartNumberingAfterBreak="0">
+  <w:abstractNum w:abstractNumId="33" w15:restartNumberingAfterBreak="0">
     <w:nsid w:val="4FD90905"/>
     <w:multiLevelType w:val="multilevel"/>
     <w:tmpl w:val="62A85410"/>
@@ -15894,7 +16691,7 @@
       </w:rPr>
     </w:lvl>
   </w:abstractNum>
-  <w:abstractNum w:abstractNumId="32" w15:restartNumberingAfterBreak="0">
+  <w:abstractNum w:abstractNumId="34" w15:restartNumberingAfterBreak="0">
     <w:nsid w:val="567F7D14"/>
     <w:multiLevelType w:val="multilevel"/>
     <w:tmpl w:val="79A2AEE2"/>
@@ -16043,7 +16840,7 @@
       </w:rPr>
     </w:lvl>
   </w:abstractNum>
-  <w:abstractNum w:abstractNumId="33" w15:restartNumberingAfterBreak="0">
+  <w:abstractNum w:abstractNumId="35" w15:restartNumberingAfterBreak="0">
     <w:nsid w:val="586F6628"/>
     <w:multiLevelType w:val="multilevel"/>
     <w:tmpl w:val="C2DE3A38"/>
@@ -16192,7 +16989,7 @@
       </w:rPr>
     </w:lvl>
   </w:abstractNum>
-  <w:abstractNum w:abstractNumId="34" w15:restartNumberingAfterBreak="0">
+  <w:abstractNum w:abstractNumId="36" w15:restartNumberingAfterBreak="0">
     <w:nsid w:val="58CA0EF4"/>
     <w:multiLevelType w:val="multilevel"/>
     <w:tmpl w:val="911C68B0"/>
@@ -16341,7 +17138,7 @@
       </w:rPr>
     </w:lvl>
   </w:abstractNum>
-  <w:abstractNum w:abstractNumId="35" w15:restartNumberingAfterBreak="0">
+  <w:abstractNum w:abstractNumId="37" w15:restartNumberingAfterBreak="0">
     <w:nsid w:val="5E5122CC"/>
     <w:multiLevelType w:val="multilevel"/>
     <w:tmpl w:val="301CF114"/>
@@ -16490,7 +17287,7 @@
       </w:rPr>
     </w:lvl>
   </w:abstractNum>
-  <w:abstractNum w:abstractNumId="36" w15:restartNumberingAfterBreak="0">
+  <w:abstractNum w:abstractNumId="38" w15:restartNumberingAfterBreak="0">
     <w:nsid w:val="5ECE5E8F"/>
     <w:multiLevelType w:val="multilevel"/>
     <w:tmpl w:val="B84CB6C0"/>
@@ -16639,7 +17436,7 @@
       </w:rPr>
     </w:lvl>
   </w:abstractNum>
-  <w:abstractNum w:abstractNumId="37" w15:restartNumberingAfterBreak="0">
+  <w:abstractNum w:abstractNumId="39" w15:restartNumberingAfterBreak="0">
     <w:nsid w:val="5F825A86"/>
     <w:multiLevelType w:val="multilevel"/>
     <w:tmpl w:val="3C8C2092"/>
@@ -16788,7 +17585,7 @@
       </w:rPr>
     </w:lvl>
   </w:abstractNum>
-  <w:abstractNum w:abstractNumId="38" w15:restartNumberingAfterBreak="0">
+  <w:abstractNum w:abstractNumId="40" w15:restartNumberingAfterBreak="0">
     <w:nsid w:val="60683E6F"/>
     <w:multiLevelType w:val="multilevel"/>
     <w:tmpl w:val="BAB66854"/>
@@ -16937,7 +17734,7 @@
       </w:rPr>
     </w:lvl>
   </w:abstractNum>
-  <w:abstractNum w:abstractNumId="39" w15:restartNumberingAfterBreak="0">
+  <w:abstractNum w:abstractNumId="41" w15:restartNumberingAfterBreak="0">
     <w:nsid w:val="61327392"/>
     <w:multiLevelType w:val="multilevel"/>
     <w:tmpl w:val="FA400A84"/>
@@ -17086,7 +17883,7 @@
       </w:rPr>
     </w:lvl>
   </w:abstractNum>
-  <w:abstractNum w:abstractNumId="40" w15:restartNumberingAfterBreak="0">
+  <w:abstractNum w:abstractNumId="42" w15:restartNumberingAfterBreak="0">
     <w:nsid w:val="62175D3D"/>
     <w:multiLevelType w:val="multilevel"/>
     <w:tmpl w:val="8C788136"/>
@@ -17235,7 +18032,7 @@
       </w:rPr>
     </w:lvl>
   </w:abstractNum>
-  <w:abstractNum w:abstractNumId="41" w15:restartNumberingAfterBreak="0">
+  <w:abstractNum w:abstractNumId="43" w15:restartNumberingAfterBreak="0">
     <w:nsid w:val="686830AB"/>
     <w:multiLevelType w:val="multilevel"/>
     <w:tmpl w:val="9618C3DA"/>
@@ -17384,7 +18181,7 @@
       </w:rPr>
     </w:lvl>
   </w:abstractNum>
-  <w:abstractNum w:abstractNumId="42" w15:restartNumberingAfterBreak="0">
+  <w:abstractNum w:abstractNumId="44" w15:restartNumberingAfterBreak="0">
     <w:nsid w:val="75076101"/>
     <w:multiLevelType w:val="multilevel"/>
     <w:tmpl w:val="457E7600"/>
@@ -17533,7 +18330,7 @@
       </w:rPr>
     </w:lvl>
   </w:abstractNum>
-  <w:abstractNum w:abstractNumId="43" w15:restartNumberingAfterBreak="0">
+  <w:abstractNum w:abstractNumId="45" w15:restartNumberingAfterBreak="0">
     <w:nsid w:val="77DE40CC"/>
     <w:multiLevelType w:val="multilevel"/>
     <w:tmpl w:val="3C329F48"/>
@@ -17682,7 +18479,7 @@
       </w:rPr>
     </w:lvl>
   </w:abstractNum>
-  <w:abstractNum w:abstractNumId="44" w15:restartNumberingAfterBreak="0">
+  <w:abstractNum w:abstractNumId="46" w15:restartNumberingAfterBreak="0">
     <w:nsid w:val="77E965A2"/>
     <w:multiLevelType w:val="multilevel"/>
     <w:tmpl w:val="77661B46"/>
@@ -17831,7 +18628,7 @@
       </w:rPr>
     </w:lvl>
   </w:abstractNum>
-  <w:abstractNum w:abstractNumId="45" w15:restartNumberingAfterBreak="0">
+  <w:abstractNum w:abstractNumId="47" w15:restartNumberingAfterBreak="0">
     <w:nsid w:val="7DDF2048"/>
     <w:multiLevelType w:val="multilevel"/>
     <w:tmpl w:val="55A6148A"/>
@@ -17980,7 +18777,7 @@
       </w:rPr>
     </w:lvl>
   </w:abstractNum>
-  <w:abstractNum w:abstractNumId="46" w15:restartNumberingAfterBreak="0">
+  <w:abstractNum w:abstractNumId="48" w15:restartNumberingAfterBreak="0">
     <w:nsid w:val="7F73244A"/>
     <w:multiLevelType w:val="multilevel"/>
     <w:tmpl w:val="C7C66C10"/>
@@ -18129,7 +18926,7 @@
       </w:rPr>
     </w:lvl>
   </w:abstractNum>
-  <w:abstractNum w:abstractNumId="47" w15:restartNumberingAfterBreak="0">
+  <w:abstractNum w:abstractNumId="49" w15:restartNumberingAfterBreak="0">
     <w:nsid w:val="7FD153CD"/>
     <w:multiLevelType w:val="multilevel"/>
     <w:tmpl w:val="5C965C0E"/>
@@ -18279,25 +19076,25 @@
     </w:lvl>
   </w:abstractNum>
   <w:num w:numId="1">
-    <w:abstractNumId w:val="21"/>
+    <w:abstractNumId w:val="22"/>
   </w:num>
   <w:num w:numId="2">
-    <w:abstractNumId w:val="37"/>
+    <w:abstractNumId w:val="39"/>
   </w:num>
   <w:num w:numId="3">
     <w:abstractNumId w:val="16"/>
   </w:num>
   <w:num w:numId="4">
-    <w:abstractNumId w:val="28"/>
+    <w:abstractNumId w:val="30"/>
   </w:num>
   <w:num w:numId="5">
-    <w:abstractNumId w:val="33"/>
+    <w:abstractNumId w:val="35"/>
   </w:num>
   <w:num w:numId="6">
-    <w:abstractNumId w:val="40"/>
+    <w:abstractNumId w:val="42"/>
   </w:num>
   <w:num w:numId="7">
-    <w:abstractNumId w:val="31"/>
+    <w:abstractNumId w:val="33"/>
   </w:num>
   <w:num w:numId="8">
     <w:abstractNumId w:val="2"/>
@@ -18306,25 +19103,25 @@
     <w:abstractNumId w:val="9"/>
   </w:num>
   <w:num w:numId="10">
-    <w:abstractNumId w:val="44"/>
+    <w:abstractNumId w:val="46"/>
   </w:num>
   <w:num w:numId="11">
-    <w:abstractNumId w:val="46"/>
+    <w:abstractNumId w:val="48"/>
   </w:num>
   <w:num w:numId="12">
     <w:abstractNumId w:val="12"/>
   </w:num>
   <w:num w:numId="13">
+    <w:abstractNumId w:val="28"/>
+  </w:num>
+  <w:num w:numId="14">
+    <w:abstractNumId w:val="20"/>
+  </w:num>
+  <w:num w:numId="15">
     <w:abstractNumId w:val="26"/>
   </w:num>
-  <w:num w:numId="14">
-    <w:abstractNumId w:val="19"/>
-  </w:num>
-  <w:num w:numId="15">
-    <w:abstractNumId w:val="24"/>
-  </w:num>
   <w:num w:numId="16">
-    <w:abstractNumId w:val="45"/>
+    <w:abstractNumId w:val="47"/>
   </w:num>
   <w:num w:numId="17">
     <w:abstractNumId w:val="11"/>
@@ -18336,7 +19133,7 @@
     <w:abstractNumId w:val="1"/>
   </w:num>
   <w:num w:numId="20">
-    <w:abstractNumId w:val="25"/>
+    <w:abstractNumId w:val="27"/>
   </w:num>
   <w:num w:numId="21">
     <w:abstractNumId w:val="5"/>
@@ -18345,25 +19142,25 @@
     <w:abstractNumId w:val="14"/>
   </w:num>
   <w:num w:numId="23">
-    <w:abstractNumId w:val="35"/>
+    <w:abstractNumId w:val="37"/>
   </w:num>
   <w:num w:numId="24">
     <w:abstractNumId w:val="15"/>
   </w:num>
   <w:num w:numId="25">
-    <w:abstractNumId w:val="47"/>
+    <w:abstractNumId w:val="49"/>
   </w:num>
   <w:num w:numId="26">
     <w:abstractNumId w:val="4"/>
   </w:num>
   <w:num w:numId="27">
+    <w:abstractNumId w:val="34"/>
+  </w:num>
+  <w:num w:numId="28">
     <w:abstractNumId w:val="32"/>
   </w:num>
-  <w:num w:numId="28">
-    <w:abstractNumId w:val="30"/>
-  </w:num>
   <w:num w:numId="29">
-    <w:abstractNumId w:val="43"/>
+    <w:abstractNumId w:val="45"/>
   </w:num>
   <w:num w:numId="30">
     <w:abstractNumId w:val="8"/>
@@ -18372,13 +19169,13 @@
     <w:abstractNumId w:val="3"/>
   </w:num>
   <w:num w:numId="32">
-    <w:abstractNumId w:val="22"/>
+    <w:abstractNumId w:val="23"/>
   </w:num>
   <w:num w:numId="33">
     <w:abstractNumId w:val="10"/>
   </w:num>
   <w:num w:numId="34">
-    <w:abstractNumId w:val="41"/>
+    <w:abstractNumId w:val="43"/>
   </w:num>
   <w:num w:numId="35">
     <w:abstractNumId w:val="6"/>
@@ -18387,19 +19184,19 @@
     <w:abstractNumId w:val="17"/>
   </w:num>
   <w:num w:numId="37">
-    <w:abstractNumId w:val="39"/>
+    <w:abstractNumId w:val="41"/>
   </w:num>
   <w:num w:numId="38">
-    <w:abstractNumId w:val="42"/>
+    <w:abstractNumId w:val="44"/>
   </w:num>
   <w:num w:numId="39">
-    <w:abstractNumId w:val="23"/>
+    <w:abstractNumId w:val="25"/>
   </w:num>
   <w:num w:numId="40">
-    <w:abstractNumId w:val="18"/>
+    <w:abstractNumId w:val="19"/>
   </w:num>
   <w:num w:numId="41">
-    <w:abstractNumId w:val="27"/>
+    <w:abstractNumId w:val="29"/>
   </w:num>
   <w:num w:numId="42">
     <w:abstractNumId w:val="0"/>
@@ -18408,19 +19205,25 @@
     <w:abstractNumId w:val="7"/>
   </w:num>
   <w:num w:numId="44">
-    <w:abstractNumId w:val="29"/>
+    <w:abstractNumId w:val="31"/>
   </w:num>
   <w:num w:numId="45">
-    <w:abstractNumId w:val="20"/>
+    <w:abstractNumId w:val="21"/>
   </w:num>
   <w:num w:numId="46">
+    <w:abstractNumId w:val="38"/>
+  </w:num>
+  <w:num w:numId="47">
     <w:abstractNumId w:val="36"/>
   </w:num>
-  <w:num w:numId="47">
-    <w:abstractNumId w:val="34"/>
+  <w:num w:numId="48">
+    <w:abstractNumId w:val="40"/>
   </w:num>
-  <w:num w:numId="48">
-    <w:abstractNumId w:val="38"/>
+  <w:num w:numId="49">
+    <w:abstractNumId w:val="24"/>
+  </w:num>
+  <w:num w:numId="50">
+    <w:abstractNumId w:val="18"/>
   </w:num>
 </w:numbering>
 </file>
@@ -19075,6 +19878,19 @@
       <w14:ligatures w14:val="none"/>
     </w:rPr>
   </w:style>
+  <w:style w:type="character" w:styleId="CodeHTML">
+    <w:name w:val="HTML Code"/>
+    <w:basedOn w:val="Policepardfaut"/>
+    <w:uiPriority w:val="99"/>
+    <w:semiHidden/>
+    <w:unhideWhenUsed/>
+    <w:rsid w:val="006A2072"/>
+    <w:rPr>
+      <w:rFonts w:ascii="Courier New" w:eastAsia="Times New Roman" w:hAnsi="Courier New" w:cs="Courier New"/>
+      <w:sz w:val="20"/>
+      <w:szCs w:val="20"/>
+    </w:rPr>
+  </w:style>
 </w:styles>
 </file>
 
